--- a/docassemble/AKA2JBranding/data/templates/calculate_child_support_content.docx
+++ b/docassemble/AKA2JBranding/data/templates/calculate_child_support_content.docx
@@ -136,17 +136,35 @@
         <w:rPr>
           <w:b w:val="0"/>
           <w:bCs/>
-        </w:rPr>
-        <w:t xml:space="preserve"> </w:t>
-      </w:r>
+          <w:color w:val="000000" w:themeColor="text1"/>
+        </w:rPr>
+        <w:br/>
+      </w:r>
+      <w:hyperlink r:id="rId9" w:history="1">
+        <w:r>
+          <w:rPr>
+            <w:rStyle w:val="Hyperlink"/>
+            <w:b w:val="0"/>
+            <w:bCs/>
+          </w:rPr>
+          <w:t>ak-courts.info/dr305</w:t>
+        </w:r>
+      </w:hyperlink>
       <w:r>
         <w:rPr>
           <w:b w:val="0"/>
           <w:bCs/>
         </w:rPr>
+        <w:br/>
+      </w:r>
+      <w:r>
+        <w:rPr>
+          <w:b w:val="0"/>
+          <w:bCs/>
+        </w:rPr>
         <w:t xml:space="preserve">Read </w:t>
       </w:r>
-      <w:hyperlink r:id="rId9" w:history="1">
+      <w:hyperlink r:id="rId10" w:history="1">
         <w:r>
           <w:rPr>
             <w:rStyle w:val="Hyperlink"/>
@@ -163,6 +181,23 @@
         </w:rPr>
         <w:t xml:space="preserve"> to help you fill out this form.</w:t>
       </w:r>
+      <w:r>
+        <w:rPr>
+          <w:b w:val="0"/>
+          <w:bCs/>
+        </w:rPr>
+        <w:br/>
+      </w:r>
+      <w:hyperlink r:id="rId11" w:history="1">
+        <w:r>
+          <w:rPr>
+            <w:rStyle w:val="Hyperlink"/>
+            <w:b w:val="0"/>
+            <w:bCs/>
+          </w:rPr>
+          <w:t>ak-courts.info/dr305howto</w:t>
+        </w:r>
+      </w:hyperlink>
     </w:p>
     <w:p>
       <w:pPr>
@@ -218,16 +253,46 @@
       <w:r>
         <w:t xml:space="preserve"> [</w:t>
       </w:r>
-      <w:hyperlink r:id="rId10" w:history="1">
+      <w:hyperlink r:id="rId12" w:history="1">
         <w:r>
           <w:rPr>
             <w:rStyle w:val="Hyperlink"/>
           </w:rPr>
-          <w:t>Fill-In PDF</w:t>
+          <w:t>Fill</w:t>
+        </w:r>
+        <w:r>
+          <w:rPr>
+            <w:rStyle w:val="Hyperlink"/>
+          </w:rPr>
+          <w:t xml:space="preserve"> i</w:t>
+        </w:r>
+        <w:r>
+          <w:rPr>
+            <w:rStyle w:val="Hyperlink"/>
+          </w:rPr>
+          <w:t>n PDF</w:t>
         </w:r>
       </w:hyperlink>
       <w:r>
-        <w:t>] Use this form if the children spend at least 110 overnights with each parent.</w:t>
+        <w:t>]</w:t>
+      </w:r>
+      <w:r>
+        <w:br/>
+      </w:r>
+      <w:hyperlink r:id="rId13" w:history="1">
+        <w:r>
+          <w:rPr>
+            <w:rStyle w:val="Hyperlink"/>
+            <w:spacing w:val="0"/>
+          </w:rPr>
+          <w:t>ak-courts.info/dr306</w:t>
+        </w:r>
+      </w:hyperlink>
+      <w:r>
+        <w:br/>
+      </w:r>
+      <w:r>
+        <w:t>Use this form if the children spend at least 110 overnights with each parent.</w:t>
       </w:r>
     </w:p>
     <w:p>
@@ -256,24 +321,33 @@
       <w:r>
         <w:t xml:space="preserve"> [</w:t>
       </w:r>
-      <w:hyperlink r:id="rId11" w:history="1">
+      <w:hyperlink r:id="rId14" w:history="1">
         <w:r>
           <w:rPr>
             <w:rStyle w:val="Hyperlink"/>
           </w:rPr>
-          <w:t>Fill-in PDF</w:t>
+          <w:t>Fill</w:t>
+        </w:r>
+        <w:r>
+          <w:rPr>
+            <w:rStyle w:val="Hyperlink"/>
+          </w:rPr>
+          <w:t xml:space="preserve"> </w:t>
+        </w:r>
+        <w:r>
+          <w:rPr>
+            <w:rStyle w:val="Hyperlink"/>
+          </w:rPr>
+          <w:t>in PDF</w:t>
         </w:r>
       </w:hyperlink>
       <w:r>
         <w:t>]</w:t>
       </w:r>
       <w:r>
-        <w:t>.</w:t>
-      </w:r>
-      <w:r>
         <w:br/>
       </w:r>
-      <w:hyperlink r:id="rId12" w:history="1">
+      <w:hyperlink r:id="rId15" w:history="1">
         <w:r>
           <w:rPr>
             <w:rStyle w:val="Hyperlink"/>
@@ -312,24 +386,33 @@
       <w:r>
         <w:t>[</w:t>
       </w:r>
-      <w:hyperlink r:id="rId13" w:history="1">
+      <w:hyperlink r:id="rId16" w:history="1">
         <w:r>
           <w:rPr>
             <w:rStyle w:val="Hyperlink"/>
           </w:rPr>
-          <w:t>Fill-in PDF</w:t>
+          <w:t>Fill</w:t>
+        </w:r>
+        <w:r>
+          <w:rPr>
+            <w:rStyle w:val="Hyperlink"/>
+          </w:rPr>
+          <w:t xml:space="preserve"> </w:t>
+        </w:r>
+        <w:r>
+          <w:rPr>
+            <w:rStyle w:val="Hyperlink"/>
+          </w:rPr>
+          <w:t>in PDF</w:t>
         </w:r>
       </w:hyperlink>
       <w:r>
         <w:t>]</w:t>
       </w:r>
       <w:r>
-        <w:t>.</w:t>
-      </w:r>
-      <w:r>
         <w:br/>
       </w:r>
-      <w:hyperlink r:id="rId14" w:history="1">
+      <w:hyperlink r:id="rId17" w:history="1">
         <w:r>
           <w:rPr>
             <w:rStyle w:val="Hyperlink"/>
@@ -340,7 +423,13 @@
       </w:hyperlink>
       <w:r>
         <w:br/>
-        <w:t>Use this if both parents have primary physical custody of one or more children and neither parent has shared custody of any children.</w:t>
+        <w:t xml:space="preserve">Use this </w:t>
+      </w:r>
+      <w:r>
+        <w:t xml:space="preserve">form </w:t>
+      </w:r>
+      <w:r>
+        <w:t>if both parents have primary physical custody of one or more children and neither parent has shared custody of any children.</w:t>
       </w:r>
     </w:p>
     <w:p>
@@ -505,7 +594,7 @@
       <w:r>
         <w:t xml:space="preserve"> [</w:t>
       </w:r>
-      <w:hyperlink r:id="rId15" w:history="1">
+      <w:hyperlink r:id="rId18" w:history="1">
         <w:r>
           <w:rPr>
             <w:rStyle w:val="Hyperlink"/>
@@ -520,7 +609,7 @@
       <w:r>
         <w:br/>
       </w:r>
-      <w:hyperlink r:id="rId16" w:history="1">
+      <w:hyperlink r:id="rId19" w:history="1">
         <w:r>
           <w:rPr>
             <w:rStyle w:val="Hyperlink"/>
@@ -599,15 +688,7 @@
         <w:t>If you fill out paper copies of the forms, or do not file them with TrueFiling, read</w:t>
       </w:r>
       <w:r>
-        <w:t xml:space="preserve"> {{ </w:t>
-      </w:r>
-      <w:proofErr w:type="spellStart"/>
-      <w:r>
-        <w:t>sign_step.subject</w:t>
-      </w:r>
-      <w:proofErr w:type="spellEnd"/>
-      <w:r>
-        <w:t xml:space="preserve"> }}</w:t>
+        <w:t xml:space="preserve"> {{ sign_step.subject }}</w:t>
       </w:r>
     </w:p>
     <w:p>
@@ -655,7 +736,7 @@
         </w:rPr>
         <w:t xml:space="preserve"> [</w:t>
       </w:r>
-      <w:hyperlink r:id="rId17" w:history="1">
+      <w:hyperlink r:id="rId20" w:history="1">
         <w:r>
           <w:rPr>
             <w:rStyle w:val="Hyperlink"/>
@@ -679,7 +760,7 @@
         </w:rPr>
         <w:br/>
       </w:r>
-      <w:hyperlink r:id="rId18" w:history="1">
+      <w:hyperlink r:id="rId21" w:history="1">
         <w:r>
           <w:rPr>
             <w:rStyle w:val="Hyperlink"/>
@@ -698,7 +779,7 @@
           <w:bCs/>
         </w:rPr>
       </w:pPr>
-      <w:hyperlink r:id="rId19" w:history="1">
+      <w:hyperlink r:id="rId22" w:history="1">
         <w:r>
           <w:rPr>
             <w:rStyle w:val="Hyperlink"/>
@@ -720,7 +801,7 @@
         </w:rPr>
         <w:br/>
       </w:r>
-      <w:hyperlink r:id="rId20" w:history="1">
+      <w:hyperlink r:id="rId23" w:history="1">
         <w:r>
           <w:rPr>
             <w:rStyle w:val="Hyperlink"/>
@@ -759,12 +840,24 @@
       <w:r>
         <w:t xml:space="preserve"> [</w:t>
       </w:r>
-      <w:hyperlink r:id="rId21" w:history="1">
+      <w:hyperlink r:id="rId24" w:history="1">
         <w:r>
           <w:rPr>
             <w:rStyle w:val="Hyperlink"/>
           </w:rPr>
-          <w:t>Fill-In PDF</w:t>
+          <w:t>Fill</w:t>
+        </w:r>
+        <w:r>
+          <w:rPr>
+            <w:rStyle w:val="Hyperlink"/>
+          </w:rPr>
+          <w:t xml:space="preserve"> i</w:t>
+        </w:r>
+        <w:r>
+          <w:rPr>
+            <w:rStyle w:val="Hyperlink"/>
+          </w:rPr>
+          <w:t>n PDF</w:t>
         </w:r>
       </w:hyperlink>
       <w:r>
@@ -773,7 +866,7 @@
       <w:r>
         <w:br/>
       </w:r>
-      <w:hyperlink r:id="rId22" w:history="1">
+      <w:hyperlink r:id="rId25" w:history="1">
         <w:r>
           <w:rPr>
             <w:rStyle w:val="Hyperlink"/>
@@ -804,12 +897,24 @@
       <w:r>
         <w:t xml:space="preserve"> [</w:t>
       </w:r>
-      <w:hyperlink r:id="rId23" w:history="1">
+      <w:hyperlink r:id="rId26" w:history="1">
         <w:r>
           <w:rPr>
             <w:rStyle w:val="Hyperlink"/>
           </w:rPr>
-          <w:t>Fill-in PDF</w:t>
+          <w:t>Fill</w:t>
+        </w:r>
+        <w:r>
+          <w:rPr>
+            <w:rStyle w:val="Hyperlink"/>
+          </w:rPr>
+          <w:t xml:space="preserve"> </w:t>
+        </w:r>
+        <w:r>
+          <w:rPr>
+            <w:rStyle w:val="Hyperlink"/>
+          </w:rPr>
+          <w:t>in PDF</w:t>
         </w:r>
       </w:hyperlink>
       <w:r>
@@ -821,7 +926,7 @@
       <w:r>
         <w:br/>
       </w:r>
-      <w:hyperlink r:id="rId24" w:history="1">
+      <w:hyperlink r:id="rId27" w:history="1">
         <w:r>
           <w:rPr>
             <w:rStyle w:val="Hyperlink"/>
@@ -854,12 +959,24 @@
       <w:r>
         <w:t>[</w:t>
       </w:r>
-      <w:hyperlink r:id="rId25" w:history="1">
+      <w:hyperlink r:id="rId28" w:history="1">
         <w:r>
           <w:rPr>
             <w:rStyle w:val="Hyperlink"/>
           </w:rPr>
-          <w:t>Fill-in PDF</w:t>
+          <w:t>Fill</w:t>
+        </w:r>
+        <w:r>
+          <w:rPr>
+            <w:rStyle w:val="Hyperlink"/>
+          </w:rPr>
+          <w:t xml:space="preserve"> </w:t>
+        </w:r>
+        <w:r>
+          <w:rPr>
+            <w:rStyle w:val="Hyperlink"/>
+          </w:rPr>
+          <w:t>in PDF</w:t>
         </w:r>
       </w:hyperlink>
       <w:r>
@@ -871,7 +988,7 @@
       <w:r>
         <w:br/>
       </w:r>
-      <w:hyperlink r:id="rId26" w:history="1">
+      <w:hyperlink r:id="rId29" w:history="1">
         <w:r>
           <w:rPr>
             <w:rStyle w:val="Hyperlink"/>
@@ -886,12 +1003,12 @@
     </w:p>
     <w:p/>
     <w:sectPr>
-      <w:headerReference w:type="even" r:id="rId27"/>
-      <w:headerReference w:type="default" r:id="rId28"/>
-      <w:footerReference w:type="even" r:id="rId29"/>
-      <w:footerReference w:type="default" r:id="rId30"/>
-      <w:headerReference w:type="first" r:id="rId31"/>
-      <w:footerReference w:type="first" r:id="rId32"/>
+      <w:headerReference w:type="even" r:id="rId30"/>
+      <w:headerReference w:type="default" r:id="rId31"/>
+      <w:footerReference w:type="even" r:id="rId32"/>
+      <w:footerReference w:type="default" r:id="rId33"/>
+      <w:headerReference w:type="first" r:id="rId34"/>
+      <w:footerReference w:type="first" r:id="rId35"/>
       <w:pgSz w:w="12240" w:h="15840"/>
       <w:pgMar w:top="1440" w:right="1440" w:bottom="1440" w:left="1440" w:header="720" w:footer="720" w:gutter="0"/>
       <w:cols w:space="720"/>
